--- a/docs/catalogue-checks/HRD-092-commons-cli.docx
+++ b/docs/catalogue-checks/HRD-092-commons-cli.docx
@@ -10,57 +10,7 @@
         <w:t xml:space="preserve">Herald</w:t>
       </w:r>
     </w:p>
-    <w:p>
-      <w:pPr>
-        <w:pStyle w:val="FirstParagraph"/>
-      </w:pPr>
-      <w:r>
-        <w:drawing>
-          <wp:inline>
-            <wp:extent cx="1625600" cy="1625600"/>
-            <wp:effectExtent b="0" l="0" r="0" t="0"/>
-            <wp:docPr descr="Herald" title="" id="10" name="Picture"/>
-            <a:graphic>
-              <a:graphicData uri="http://schemas.openxmlformats.org/drawingml/2006/picture">
-                <pic:pic>
-                  <pic:nvPicPr>
-                    <pic:cNvPr descr="../../assets/logo/herald_logo_square_128.png" id="11" name="Picture"/>
-                    <pic:cNvPicPr>
-                      <a:picLocks noChangeArrowheads="1" noChangeAspect="1"/>
-                    </pic:cNvPicPr>
-                  </pic:nvPicPr>
-                  <pic:blipFill>
-                    <a:blip r:embed="rId9"/>
-                    <a:stretch>
-                      <a:fillRect/>
-                    </a:stretch>
-                  </pic:blipFill>
-                  <pic:spPr bwMode="auto">
-                    <a:xfrm>
-                      <a:off x="0" y="0"/>
-                      <a:ext cx="1625600" cy="1625600"/>
-                    </a:xfrm>
-                    <a:prstGeom prst="rect">
-                      <a:avLst/>
-                    </a:prstGeom>
-                    <a:noFill/>
-                    <a:ln w="9525">
-                      <a:noFill/>
-                      <a:headEnd/>
-                      <a:tailEnd/>
-                    </a:ln>
-                  </pic:spPr>
-                </pic:pic>
-              </a:graphicData>
-            </a:graphic>
-          </wp:inline>
-        </w:drawing>
-      </w:r>
-      <w:r>
-        <w:t xml:space="preserve">{width=96px height=96px}</w:t>
-      </w:r>
-    </w:p>
-    <w:bookmarkStart w:id="19" w:name="X0e28cc2c1382a27b848e88e569245a099114cda"/>
+    <w:bookmarkStart w:id="16" w:name="X0e28cc2c1382a27b848e88e569245a099114cda"/>
     <w:p>
       <w:pPr>
         <w:pStyle w:val="Heading1"/>
@@ -502,7 +452,7 @@
         </w:tc>
       </w:tr>
     </w:tbl>
-    <w:bookmarkStart w:id="12" w:name="table-of-contents"/>
+    <w:bookmarkStart w:id="9" w:name="table-of-contents"/>
     <w:p>
       <w:pPr>
         <w:pStyle w:val="Heading2"/>
@@ -613,8 +563,8 @@
         </w:r>
       </w:hyperlink>
     </w:p>
-    <w:bookmarkEnd w:id="12"/>
-    <w:bookmarkStart w:id="13" w:name="X492da7a5ee3846cdef8c8de3201af08e4b3ece4"/>
+    <w:bookmarkEnd w:id="9"/>
+    <w:bookmarkStart w:id="10" w:name="X492da7a5ee3846cdef8c8de3201af08e4b3ece4"/>
     <w:p>
       <w:pPr>
         <w:pStyle w:val="Heading2"/>
@@ -707,8 +657,8 @@
         <w:t xml:space="preserve">(Wave 2 Task 1–4).</w:t>
       </w:r>
     </w:p>
-    <w:bookmarkEnd w:id="13"/>
-    <w:bookmarkStart w:id="14" w:name="Xf4a7604dfd0523b47931116010507411b222057"/>
+    <w:bookmarkEnd w:id="10"/>
+    <w:bookmarkStart w:id="11" w:name="Xf4a7604dfd0523b47931116010507411b222057"/>
     <w:p>
       <w:pPr>
         <w:pStyle w:val="Heading2"/>
@@ -949,8 +899,8 @@
         <w:t xml:space="preserve">Survey ran 2026-05-21 between 09:30 and 10:00 local time, ahead of Wave 2 Task 1 implementation.</w:t>
       </w:r>
     </w:p>
-    <w:bookmarkEnd w:id="14"/>
-    <w:bookmarkStart w:id="15" w:name="X1a601d67969f2c9d6f3373afa93caf946e70135"/>
+    <w:bookmarkEnd w:id="11"/>
+    <w:bookmarkStart w:id="12" w:name="X1a601d67969f2c9d6f3373afa93caf946e70135"/>
     <w:p>
       <w:pPr>
         <w:pStyle w:val="Heading2"/>
@@ -1554,8 +1504,8 @@
         <w:t xml:space="preserve">shape.</w:t>
       </w:r>
     </w:p>
-    <w:bookmarkEnd w:id="15"/>
-    <w:bookmarkStart w:id="16" w:name="X61ade765e6050ea68920727309f7d83fd2834c6"/>
+    <w:bookmarkEnd w:id="12"/>
+    <w:bookmarkStart w:id="13" w:name="X61ade765e6050ea68920727309f7d83fd2834c6"/>
     <w:p>
       <w:pPr>
         <w:pStyle w:val="Heading2"/>
@@ -1797,8 +1747,8 @@
         <w:t xml:space="preserve">repo for a Herald-specific contract.</w:t>
       </w:r>
     </w:p>
-    <w:bookmarkEnd w:id="16"/>
-    <w:bookmarkStart w:id="17" w:name="X6d6ba267570cf7c5a93464c8abf20cf7ca58660"/>
+    <w:bookmarkEnd w:id="13"/>
+    <w:bookmarkStart w:id="14" w:name="X6d6ba267570cf7c5a93464c8abf20cf7ca58660"/>
     <w:p>
       <w:pPr>
         <w:pStyle w:val="Heading2"/>
@@ -2141,8 +2091,8 @@
         <w:t xml:space="preserve">§44.M for the full Wave 2 milestone evidence.</w:t>
       </w:r>
     </w:p>
-    <w:bookmarkEnd w:id="17"/>
-    <w:bookmarkStart w:id="18" w:name="Xc15ecb880f212eb923d0715a73aef514d42ad22"/>
+    <w:bookmarkEnd w:id="14"/>
+    <w:bookmarkStart w:id="15" w:name="Xc15ecb880f212eb923d0715a73aef514d42ad22"/>
     <w:p>
       <w:pPr>
         <w:pStyle w:val="Heading2"/>
@@ -2568,8 +2518,8 @@
         <w:t xml:space="preserve">. Verdict unchanged: vendor as Herald-internal.</w:t>
       </w:r>
     </w:p>
-    <w:bookmarkEnd w:id="18"/>
-    <w:bookmarkEnd w:id="19"/>
+    <w:bookmarkEnd w:id="15"/>
+    <w:bookmarkEnd w:id="16"/>
     <w:sectPr>
       <w:footnotePr>
         <w:numRestart w:val="eachSect"/>

--- a/docs/catalogue-checks/HRD-092-commons-cli.docx
+++ b/docs/catalogue-checks/HRD-092-commons-cli.docx
@@ -2082,13 +2082,13 @@
         <w:rPr>
           <w:rStyle w:val="VerbatimChar"/>
         </w:rPr>
-        <w:t xml:space="preserve">docs/specs/mvp/specification.V3.md</w:t>
-      </w:r>
-      <w:r>
-        <w:t xml:space="preserve"> </w:t>
-      </w:r>
-      <w:r>
-        <w:t xml:space="preserve">§44.M for the full Wave 2 milestone evidence.</w:t>
+        <w:t xml:space="preserve">docs/specs/mvp/archive/specification.V3.md</w:t>
+      </w:r>
+      <w:r>
+        <w:t xml:space="preserve"> </w:t>
+      </w:r>
+      <w:r>
+        <w:t xml:space="preserve">§44.M for the full Wave 2 milestone evidence (the §44.M content is preserved in the archived V3; the active spec is now V4).</w:t>
       </w:r>
     </w:p>
     <w:bookmarkEnd w:id="14"/>
